--- a/ASSIGNMENT/MODULE-2/SESSION-3 ASSIGNMENT.docx
+++ b/ASSIGNMENT/MODULE-2/SESSION-3 ASSIGNMENT.docx
@@ -51,6 +51,125 @@
     </w:p>
     <w:p>
       <w:pPr>
+        <w:jc w:val="both"/>
+        <w:rPr>
+          <w:rFonts w:ascii="Calibri" w:hAnsi="Calibri" w:cs="Calibri"/>
+          <w:b/>
+          <w:bCs/>
+          <w:sz w:val="26"/>
+          <w:szCs w:val="26"/>
+        </w:rPr>
+      </w:pPr>
+      <w:r>
+        <w:rPr>
+          <w:rFonts w:ascii="Calibri" w:hAnsi="Calibri" w:cs="Calibri"/>
+          <w:b/>
+          <w:bCs/>
+          <w:sz w:val="26"/>
+          <w:szCs w:val="26"/>
+        </w:rPr>
+        <w:t>Draw the V-Model diagram on paper or using any digital tool, and clearly label each phase with both the developer and tester roles involved at each step.</w:t>
+      </w:r>
+    </w:p>
+    <w:p>
+      <w:pPr>
+        <w:jc w:val="both"/>
+        <w:rPr>
+          <w:rFonts w:ascii="Calibri" w:hAnsi="Calibri" w:cs="Calibri"/>
+          <w:b/>
+          <w:bCs/>
+          <w:sz w:val="26"/>
+          <w:szCs w:val="26"/>
+        </w:rPr>
+      </w:pPr>
+      <w:r>
+        <w:rPr>
+          <w:rFonts w:ascii="Calibri" w:hAnsi="Calibri" w:cs="Calibri"/>
+          <w:b/>
+          <w:bCs/>
+          <w:sz w:val="26"/>
+          <w:szCs w:val="26"/>
+        </w:rPr>
+        <w:t>ANSWER:</w:t>
+      </w:r>
+    </w:p>
+    <w:p>
+      <w:pPr>
+        <w:jc w:val="both"/>
+        <w:rPr>
+          <w:rFonts w:ascii="Calibri" w:hAnsi="Calibri" w:cs="Calibri"/>
+          <w:b/>
+          <w:bCs/>
+          <w:sz w:val="26"/>
+          <w:szCs w:val="26"/>
+        </w:rPr>
+      </w:pPr>
+    </w:p>
+    <w:p>
+      <w:pPr>
+        <w:jc w:val="both"/>
+        <w:rPr>
+          <w:rFonts w:ascii="Calibri" w:hAnsi="Calibri" w:cs="Calibri"/>
+          <w:b/>
+          <w:bCs/>
+          <w:sz w:val="26"/>
+          <w:szCs w:val="26"/>
+        </w:rPr>
+      </w:pPr>
+      <w:r>
+        <w:rPr>
+          <w:rFonts w:ascii="Calibri" w:hAnsi="Calibri" w:cs="Calibri"/>
+          <w:b/>
+          <w:bCs/>
+          <w:noProof/>
+          <w:sz w:val="26"/>
+          <w:szCs w:val="26"/>
+        </w:rPr>
+        <w:drawing>
+          <wp:inline distT="0" distB="0" distL="0" distR="0" wp14:anchorId="0FAB2B5D" wp14:editId="2C7922F7">
+            <wp:extent cx="5731510" cy="4084955"/>
+            <wp:effectExtent l="0" t="0" r="2540" b="0"/>
+            <wp:docPr id="979507798" name="Picture 1"/>
+            <wp:cNvGraphicFramePr>
+              <a:graphicFrameLocks xmlns:a="http://schemas.openxmlformats.org/drawingml/2006/main" noChangeAspect="1"/>
+            </wp:cNvGraphicFramePr>
+            <a:graphic xmlns:a="http://schemas.openxmlformats.org/drawingml/2006/main">
+              <a:graphicData uri="http://schemas.openxmlformats.org/drawingml/2006/picture">
+                <pic:pic xmlns:pic="http://schemas.openxmlformats.org/drawingml/2006/picture">
+                  <pic:nvPicPr>
+                    <pic:cNvPr id="979507798" name="Picture 979507798"/>
+                    <pic:cNvPicPr/>
+                  </pic:nvPicPr>
+                  <pic:blipFill>
+                    <a:blip r:embed="rId5">
+                      <a:extLst>
+                        <a:ext uri="{28A0092B-C50C-407E-A947-70E740481C1C}">
+                          <a14:useLocalDpi xmlns:a14="http://schemas.microsoft.com/office/drawing/2010/main" val="0"/>
+                        </a:ext>
+                      </a:extLst>
+                    </a:blip>
+                    <a:stretch>
+                      <a:fillRect/>
+                    </a:stretch>
+                  </pic:blipFill>
+                  <pic:spPr>
+                    <a:xfrm>
+                      <a:off x="0" y="0"/>
+                      <a:ext cx="5731510" cy="4084955"/>
+                    </a:xfrm>
+                    <a:prstGeom prst="rect">
+                      <a:avLst/>
+                    </a:prstGeom>
+                  </pic:spPr>
+                </pic:pic>
+              </a:graphicData>
+            </a:graphic>
+          </wp:inline>
+        </w:drawing>
+      </w:r>
+    </w:p>
+    <w:p>
+      <w:pPr>
         <w:rPr>
           <w:rFonts w:ascii="Times New Roman" w:hAnsi="Times New Roman" w:cs="Times New Roman"/>
           <w:b/>
@@ -132,9 +251,7 @@
           <w:lang w:val="en-US"/>
         </w:rPr>
       </w:pPr>
-    </w:p>
-    <w:p>
-      <w:pPr>
+      <w:r>
         <w:rPr>
           <w:rFonts w:ascii="Times New Roman" w:hAnsi="Times New Roman" w:cs="Times New Roman"/>
           <w:b/>
@@ -143,172 +260,7 @@
           <w:szCs w:val="36"/>
           <w:lang w:val="en-US"/>
         </w:rPr>
-      </w:pPr>
-    </w:p>
-    <w:p>
-      <w:pPr>
-        <w:rPr>
-          <w:rFonts w:ascii="Times New Roman" w:hAnsi="Times New Roman" w:cs="Times New Roman"/>
-          <w:b/>
-          <w:bCs/>
-          <w:sz w:val="36"/>
-          <w:szCs w:val="36"/>
-          <w:lang w:val="en-US"/>
-        </w:rPr>
-      </w:pPr>
-    </w:p>
-    <w:p>
-      <w:pPr>
-        <w:rPr>
-          <w:rFonts w:ascii="Times New Roman" w:hAnsi="Times New Roman" w:cs="Times New Roman"/>
-          <w:b/>
-          <w:bCs/>
-          <w:sz w:val="36"/>
-          <w:szCs w:val="36"/>
-          <w:lang w:val="en-US"/>
-        </w:rPr>
-      </w:pPr>
-    </w:p>
-    <w:p>
-      <w:pPr>
-        <w:rPr>
-          <w:rFonts w:ascii="Times New Roman" w:hAnsi="Times New Roman" w:cs="Times New Roman"/>
-          <w:b/>
-          <w:bCs/>
-          <w:sz w:val="36"/>
-          <w:szCs w:val="36"/>
-          <w:lang w:val="en-US"/>
-        </w:rPr>
-      </w:pPr>
-    </w:p>
-    <w:p>
-      <w:pPr>
-        <w:rPr>
-          <w:rFonts w:ascii="Times New Roman" w:hAnsi="Times New Roman" w:cs="Times New Roman"/>
-          <w:b/>
-          <w:bCs/>
-          <w:sz w:val="36"/>
-          <w:szCs w:val="36"/>
-          <w:lang w:val="en-US"/>
-        </w:rPr>
-      </w:pPr>
-    </w:p>
-    <w:p>
-      <w:pPr>
-        <w:rPr>
-          <w:rFonts w:ascii="Times New Roman" w:hAnsi="Times New Roman" w:cs="Times New Roman"/>
-          <w:b/>
-          <w:bCs/>
-          <w:sz w:val="36"/>
-          <w:szCs w:val="36"/>
-          <w:lang w:val="en-US"/>
-        </w:rPr>
-      </w:pPr>
-    </w:p>
-    <w:p>
-      <w:pPr>
-        <w:rPr>
-          <w:rFonts w:ascii="Times New Roman" w:hAnsi="Times New Roman" w:cs="Times New Roman"/>
-          <w:b/>
-          <w:bCs/>
-          <w:sz w:val="36"/>
-          <w:szCs w:val="36"/>
-          <w:lang w:val="en-US"/>
-        </w:rPr>
-      </w:pPr>
-    </w:p>
-    <w:p>
-      <w:pPr>
-        <w:rPr>
-          <w:rFonts w:ascii="Times New Roman" w:hAnsi="Times New Roman" w:cs="Times New Roman"/>
-          <w:b/>
-          <w:bCs/>
-          <w:sz w:val="36"/>
-          <w:szCs w:val="36"/>
-          <w:lang w:val="en-US"/>
-        </w:rPr>
-      </w:pPr>
-    </w:p>
-    <w:p>
-      <w:pPr>
-        <w:rPr>
-          <w:rFonts w:ascii="Times New Roman" w:hAnsi="Times New Roman" w:cs="Times New Roman"/>
-          <w:b/>
-          <w:bCs/>
-          <w:sz w:val="36"/>
-          <w:szCs w:val="36"/>
-          <w:lang w:val="en-US"/>
-        </w:rPr>
-      </w:pPr>
-    </w:p>
-    <w:p>
-      <w:pPr>
-        <w:rPr>
-          <w:rFonts w:ascii="Times New Roman" w:hAnsi="Times New Roman" w:cs="Times New Roman"/>
-          <w:b/>
-          <w:bCs/>
-          <w:sz w:val="36"/>
-          <w:szCs w:val="36"/>
-          <w:lang w:val="en-US"/>
-        </w:rPr>
-      </w:pPr>
-    </w:p>
-    <w:p>
-      <w:pPr>
-        <w:rPr>
-          <w:rFonts w:ascii="Times New Roman" w:hAnsi="Times New Roman" w:cs="Times New Roman"/>
-          <w:b/>
-          <w:bCs/>
-          <w:sz w:val="36"/>
-          <w:szCs w:val="36"/>
-          <w:lang w:val="en-US"/>
-        </w:rPr>
-      </w:pPr>
-    </w:p>
-    <w:p>
-      <w:pPr>
-        <w:rPr>
-          <w:rFonts w:ascii="Times New Roman" w:hAnsi="Times New Roman" w:cs="Times New Roman"/>
-          <w:b/>
-          <w:bCs/>
-          <w:sz w:val="36"/>
-          <w:szCs w:val="36"/>
-          <w:lang w:val="en-US"/>
-        </w:rPr>
-      </w:pPr>
-    </w:p>
-    <w:p>
-      <w:pPr>
-        <w:rPr>
-          <w:rFonts w:ascii="Times New Roman" w:hAnsi="Times New Roman" w:cs="Times New Roman"/>
-          <w:b/>
-          <w:bCs/>
-          <w:sz w:val="36"/>
-          <w:szCs w:val="36"/>
-          <w:lang w:val="en-US"/>
-        </w:rPr>
-      </w:pPr>
-    </w:p>
-    <w:p>
-      <w:pPr>
-        <w:rPr>
-          <w:rFonts w:ascii="Times New Roman" w:hAnsi="Times New Roman" w:cs="Times New Roman"/>
-          <w:b/>
-          <w:bCs/>
-          <w:sz w:val="36"/>
-          <w:szCs w:val="36"/>
-          <w:lang w:val="en-US"/>
-        </w:rPr>
-      </w:pPr>
-      <w:r>
-        <w:rPr>
-          <w:rFonts w:ascii="Times New Roman" w:hAnsi="Times New Roman" w:cs="Times New Roman"/>
-          <w:b/>
-          <w:bCs/>
-          <w:sz w:val="36"/>
-          <w:szCs w:val="36"/>
-          <w:lang w:val="en-US"/>
-        </w:rPr>
+        <w:lastRenderedPageBreak/>
         <w:t>TASK-2</w:t>
       </w:r>
     </w:p>
@@ -500,19 +452,7 @@
               <w:rPr>
                 <w:rFonts w:ascii="Calibri" w:hAnsi="Calibri" w:cs="Calibri"/>
               </w:rPr>
-              <w:t>Identify requirements such as restaurant search, food ordering, online payment, order tracking</w:t>
-            </w:r>
-            <w:r>
-              <w:rPr>
-                <w:rFonts w:ascii="Calibri" w:hAnsi="Calibri" w:cs="Calibri"/>
-              </w:rPr>
-              <w:t xml:space="preserve"> </w:t>
-            </w:r>
-            <w:r>
-              <w:rPr>
-                <w:rFonts w:ascii="Calibri" w:hAnsi="Calibri" w:cs="Calibri"/>
-              </w:rPr>
-              <w:t>and delivery updates.</w:t>
+              <w:t>Identify requirements such as restaurant search, food ordering, online payment, order tracking and delivery updates.</w:t>
             </w:r>
           </w:p>
         </w:tc>
@@ -614,19 +554,7 @@
               <w:rPr>
                 <w:rFonts w:ascii="Calibri" w:hAnsi="Calibri" w:cs="Calibri"/>
               </w:rPr>
-              <w:t>Developers write the code to implement features like login, restaurant listing, cart, payment</w:t>
-            </w:r>
-            <w:r>
-              <w:rPr>
-                <w:rFonts w:ascii="Calibri" w:hAnsi="Calibri" w:cs="Calibri"/>
-              </w:rPr>
-              <w:t xml:space="preserve"> </w:t>
-            </w:r>
-            <w:r>
-              <w:rPr>
-                <w:rFonts w:ascii="Calibri" w:hAnsi="Calibri" w:cs="Calibri"/>
-              </w:rPr>
-              <w:t>and order tracking.</w:t>
+              <w:t>Developers write the code to implement features like login, restaurant listing, cart, payment and order tracking.</w:t>
             </w:r>
           </w:p>
         </w:tc>
@@ -810,15 +738,7 @@
           <w:b/>
           <w:bCs/>
         </w:rPr>
-        <w:t>Conclusion</w:t>
-      </w:r>
-      <w:r>
-        <w:rPr>
-          <w:rFonts w:ascii="Calibri" w:hAnsi="Calibri" w:cs="Calibri"/>
-          <w:b/>
-          <w:bCs/>
-        </w:rPr>
-        <w:t>:</w:t>
+        <w:t>Conclusion:</w:t>
       </w:r>
     </w:p>
     <w:p>
@@ -886,18 +806,7 @@
           <w:lang w:val="en-US"/>
         </w:rPr>
         <w:lastRenderedPageBreak/>
-        <w:t>TASK-</w:t>
-      </w:r>
-      <w:r>
-        <w:rPr>
-          <w:rFonts w:ascii="Times New Roman" w:hAnsi="Times New Roman" w:cs="Times New Roman"/>
-          <w:b/>
-          <w:bCs/>
-          <w:sz w:val="36"/>
-          <w:szCs w:val="36"/>
-          <w:lang w:val="en-US"/>
-        </w:rPr>
-        <w:t>3</w:t>
+        <w:t>TASK-3</w:t>
       </w:r>
     </w:p>
     <w:p>
@@ -1589,18 +1498,7 @@
           <w:lang w:val="en-US"/>
         </w:rPr>
         <w:lastRenderedPageBreak/>
-        <w:t>TASK-</w:t>
-      </w:r>
-      <w:r>
-        <w:rPr>
-          <w:rFonts w:ascii="Times New Roman" w:hAnsi="Times New Roman" w:cs="Times New Roman"/>
-          <w:b/>
-          <w:bCs/>
-          <w:sz w:val="36"/>
-          <w:szCs w:val="36"/>
-          <w:lang w:val="en-US"/>
-        </w:rPr>
-        <w:t>4</w:t>
+        <w:t>TASK-4</w:t>
       </w:r>
     </w:p>
     <w:p>
@@ -1662,23 +1560,7 @@
           <w:b/>
           <w:bCs/>
         </w:rPr>
-        <w:t>V-Model</w:t>
-      </w:r>
-      <w:r>
-        <w:rPr>
-          <w:rFonts w:ascii="Calibri" w:hAnsi="Calibri" w:cs="Calibri"/>
-          <w:b/>
-          <w:bCs/>
-        </w:rPr>
-        <w:t xml:space="preserve"> -</w:t>
-      </w:r>
-      <w:r>
-        <w:rPr>
-          <w:rFonts w:ascii="Calibri" w:hAnsi="Calibri" w:cs="Calibri"/>
-          <w:b/>
-          <w:bCs/>
-        </w:rPr>
-        <w:t xml:space="preserve"> Strengths:</w:t>
+        <w:t>V-Model - Strengths:</w:t>
       </w:r>
     </w:p>
     <w:p>
@@ -1751,23 +1633,7 @@
           <w:b/>
           <w:bCs/>
         </w:rPr>
-        <w:t xml:space="preserve">V-Model </w:t>
-      </w:r>
-      <w:r>
-        <w:rPr>
-          <w:rFonts w:ascii="Calibri" w:hAnsi="Calibri" w:cs="Calibri"/>
-          <w:b/>
-          <w:bCs/>
-        </w:rPr>
-        <w:t>-</w:t>
-      </w:r>
-      <w:r>
-        <w:rPr>
-          <w:rFonts w:ascii="Calibri" w:hAnsi="Calibri" w:cs="Calibri"/>
-          <w:b/>
-          <w:bCs/>
-        </w:rPr>
-        <w:t xml:space="preserve"> Weaknesses:</w:t>
+        <w:t>V-Model - Weaknesses:</w:t>
       </w:r>
     </w:p>
     <w:p>
@@ -1822,23 +1688,7 @@
           <w:b/>
           <w:bCs/>
         </w:rPr>
-        <w:t xml:space="preserve">RAD Model </w:t>
-      </w:r>
-      <w:r>
-        <w:rPr>
-          <w:rFonts w:ascii="Calibri" w:hAnsi="Calibri" w:cs="Calibri"/>
-          <w:b/>
-          <w:bCs/>
-        </w:rPr>
-        <w:t>-</w:t>
-      </w:r>
-      <w:r>
-        <w:rPr>
-          <w:rFonts w:ascii="Calibri" w:hAnsi="Calibri" w:cs="Calibri"/>
-          <w:b/>
-          <w:bCs/>
-        </w:rPr>
-        <w:t xml:space="preserve"> Strengths:</w:t>
+        <w:t>RAD Model - Strengths:</w:t>
       </w:r>
     </w:p>
     <w:p>
@@ -1913,23 +1763,7 @@
           <w:b/>
           <w:bCs/>
         </w:rPr>
-        <w:t xml:space="preserve">RAD Model </w:t>
-      </w:r>
-      <w:r>
-        <w:rPr>
-          <w:rFonts w:ascii="Calibri" w:hAnsi="Calibri" w:cs="Calibri"/>
-          <w:b/>
-          <w:bCs/>
-        </w:rPr>
-        <w:t>-</w:t>
-      </w:r>
-      <w:r>
-        <w:rPr>
-          <w:rFonts w:ascii="Calibri" w:hAnsi="Calibri" w:cs="Calibri"/>
-          <w:b/>
-          <w:bCs/>
-        </w:rPr>
-        <w:t xml:space="preserve"> Weaknesses:</w:t>
+        <w:t>RAD Model - Weaknesses:</w:t>
       </w:r>
     </w:p>
     <w:p>
@@ -3116,6 +2950,7 @@
   <w:style w:type="character" w:default="1" w:styleId="DefaultParagraphFont">
     <w:name w:val="Default Paragraph Font"/>
     <w:uiPriority w:val="1"/>
+    <w:semiHidden/>
     <w:unhideWhenUsed/>
   </w:style>
   <w:style w:type="table" w:default="1" w:styleId="TableNormal">
